--- a/patient/docx_templates/observation.docx
+++ b/patient/docx_templates/observation.docx
@@ -4,10 +4,27 @@
   <w:body>
     <w:p>
       <w:pPr>
-        <w:pStyle w:val="Title"/>
+        <w:jc w:val="center"/>
       </w:pPr>
       <w:r>
+        <w:rPr>
+          <w:rFonts w:ascii="Calibri" w:hAnsi="Calibri"/>
+          <w:b/>
+          <w:sz w:val="32"/>
+        </w:rPr>
         <w:t>{{ title }}</w:t>
+      </w:r>
+    </w:p>
+    <w:p>
+      <w:pPr>
+        <w:jc w:val="center"/>
+      </w:pPr>
+      <w:r>
+        <w:rPr>
+          <w:color w:val="646464"/>
+          <w:sz w:val="12"/>
+        </w:rPr>
+        <w:t>________________________________________________________________________________</w:t>
       </w:r>
     </w:p>
     <w:p>
@@ -17,9 +34,14 @@
     </w:p>
     <w:p>
       <w:pPr>
-        <w:pStyle w:val="Heading1"/>
+        <w:spacing w:before="240" w:after="80"/>
       </w:pPr>
       <w:r>
+        <w:rPr>
+          <w:b/>
+          <w:color w:val="1F497D"/>
+          <w:sz w:val="26"/>
+        </w:rPr>
         <w:t>{{ section.title }}</w:t>
       </w:r>
     </w:p>
@@ -29,7 +51,15 @@
       </w:r>
     </w:p>
     <w:p>
+      <w:pPr>
+        <w:spacing w:before="120" w:after="40"/>
+      </w:pPr>
       <w:r>
+        <w:rPr>
+          <w:b/>
+          <w:i/>
+          <w:sz w:val="22"/>
+        </w:rPr>
         <w:t>{% if block.title %}{{ block.title }}{% endif %}</w:t>
       </w:r>
     </w:p>
@@ -39,7 +69,14 @@
       </w:r>
     </w:p>
     <w:p>
+      <w:pPr>
+        <w:spacing w:after="20"/>
+        <w:ind w:left="283"/>
+      </w:pPr>
       <w:r>
+        <w:rPr>
+          <w:sz w:val="20"/>
+        </w:rPr>
         <w:t>{{ line }}</w:t>
       </w:r>
     </w:p>
@@ -54,13 +91,39 @@
       </w:r>
     </w:p>
     <w:p>
+      <w:pPr>
+        <w:jc w:val="center"/>
+      </w:pPr>
+      <w:r>
+        <w:rPr>
+          <w:color w:val="969696"/>
+          <w:sz w:val="16"/>
+        </w:rPr>
+        <w:t>• • •</w:t>
+      </w:r>
+    </w:p>
+    <w:p>
       <w:r>
         <w:t>{% endfor %}</w:t>
       </w:r>
     </w:p>
+    <w:p>
+      <w:pPr>
+        <w:spacing w:before="400"/>
+        <w:jc w:val="center"/>
+      </w:pPr>
+      <w:r>
+        <w:rPr>
+          <w:i/>
+          <w:color w:val="808080"/>
+          <w:sz w:val="16"/>
+        </w:rPr>
+        <w:t>Document généré automatiquement par le système d'observation pédiatrique</w:t>
+      </w:r>
+    </w:p>
     <w:sectPr>
       <w:pgSz w:w="12240" w:h="15840"/>
-      <w:pgMar w:top="1440" w:right="1800" w:bottom="1440" w:left="1800" w:header="720" w:footer="720" w:gutter="0"/>
+      <w:pgMar w:top="850" w:right="1134" w:bottom="850" w:left="1134" w:header="720" w:footer="720" w:gutter="0"/>
       <w:cols w:space="720"/>
       <w:docGrid w:linePitch="360"/>
     </w:sectPr>
@@ -431,6 +494,13 @@
     <w:name w:val="Normal"/>
     <w:qFormat/>
     <w:rsid w:val="00FC693F"/>
+    <w:pPr>
+      <w:spacing w:after="40" w:line="276" w:lineRule="auto"/>
+    </w:pPr>
+    <w:rPr>
+      <w:rFonts w:ascii="Calibri" w:hAnsi="Calibri"/>
+      <w:sz w:val="20"/>
+    </w:rPr>
   </w:style>
   <w:style w:type="paragraph" w:styleId="Header">
     <w:name w:val="header"/>

--- a/patient/docx_templates/observation.docx
+++ b/patient/docx_templates/observation.docx
@@ -8,7 +8,6 @@
       </w:pPr>
       <w:r>
         <w:rPr>
-          <w:rFonts w:ascii="Calibri" w:hAnsi="Calibri"/>
           <w:b/>
           <w:sz w:val="32"/>
         </w:rPr>
@@ -96,8 +95,13 @@
       </w:pPr>
       <w:r>
         <w:rPr>
+          <w:sz w:val="16"/>
+        </w:rPr>
+        <w:t>• • •</w:t>
+      </w:r>
+      <w:r>
+        <w:rPr>
           <w:color w:val="969696"/>
-          <w:sz w:val="16"/>
         </w:rPr>
         <w:t>• • •</w:t>
       </w:r>
